--- a/az/scientists/CV/Word/Najafoglu_Hajali_CV_AZ.docx
+++ b/az/scientists/CV/Word/Najafoglu_Hajali_CV_AZ.docx
@@ -377,7 +377,7 @@
           <w:sz w:val="21"/>
           <w:szCs w:val="21"/>
         </w:rPr>
-        <w:t>Hacıəli Nəcəfoğlu Qafqaz Universitetində qeyri-üzvi kimya professorudur. Doktoranturası Azərbaycan Elmlər Akademiyasında qeyri-üzvi kimya üzrədir. Magistr dərəcəsi üzvi kimya, birinci dərəcəsi kimya üzrədir. Hər ikisi Azərbaycan Dövlət Universitetindəndir. CV bu dərəcələrin illərini vermir. 1992–1995-ci illərdə Qafqaz Universitetində köməkçi dosent, 1995–1998-ci illərdə dosent, 1998-ci ildən professor olub. 1970-ci illərin nəşrlərində adı G. N. Nadzhafov yazılır.</w:t>
+        <w:t>Hacıəli Nəcəfoğlu Qafqaz Universitetində qeyri-üzvi kimya professorudur. Doktoranturası Azərbaycan Elmlər Akademiyasında qeyri-üzvi kimya üzrədir. Magistr dərəcəsi üzvi kimya, birinci dərəcəsi kimya üzrədir. Hər ikisi Azərbaycan Dövlət Universitetindəndir. Bu dərəcələrin illərini vermir. 1992–1995-ci illərdə Qafqaz Universitetində köməkçi dosent, 1995–1998-ci illərdə dosent, 1998-ci ildən professor olub. 1970-ci illərin nəşrlərində adı G. N. Nadzhafov yazılır.</w:t>
       </w:r>
     </w:p>
     <w:p>
@@ -2947,25 +2947,23 @@
           <w:sz w:val="21"/>
           <w:szCs w:val="21"/>
         </w:rPr>
-        <w:t xml:space="preserve">43. Hacali </w:t>
-      </w:r>
-      <w:r>
-        <w:rPr>
-          <w:rFonts w:ascii="Times New Roman" w:cs="Times New Roman" w:eastAsia="Times New Roman" w:hAnsi="Times New Roman"/>
-          <w:b/>
-          <w:bCs/>
-          <w:sz w:val="21"/>
-          <w:szCs w:val="21"/>
-        </w:rPr>
-        <w:t>Necefoğlu</w:t>
-      </w:r>
-      <w:r>
-        <w:rPr>
-          <w:rFonts w:ascii="Times New Roman" w:cs="Times New Roman" w:eastAsia="Times New Roman" w:hAnsi="Times New Roman"/>
-          <w:sz w:val="21"/>
-          <w:szCs w:val="21"/>
-        </w:rPr>
-        <w:t>, William Clegg and Andrew J. Scott. Tetrakis( -Benzoato) bis[(N,N- Diethylnicotinamide)Zinc(II)]. - Acta Crystallographica, E58, m121 (2002).</w:t>
+        <w:t>43. Hacali Necefoğlu, William Clegg and Andrew J. Scott. Tetrakis(-Benzoato) bis[(N,N- Diethylnicotinamide)Zinc(II)]. - Acta Crystallographica, E58, m121 (2002).</w:t>
+      </w:r>
+      <w:r>
+        <w:rPr>
+          <w:rFonts w:ascii="Times New Roman" w:cs="Times New Roman" w:eastAsia="Times New Roman" w:hAnsi="Times New Roman"/>
+          <w:b/>
+          <w:bCs/>
+          <w:sz w:val="21"/>
+          <w:szCs w:val="21"/>
+        </w:rPr>
+      </w:r>
+      <w:r>
+        <w:rPr>
+          <w:rFonts w:ascii="Times New Roman" w:cs="Times New Roman" w:eastAsia="Times New Roman" w:hAnsi="Times New Roman"/>
+          <w:sz w:val="21"/>
+          <w:szCs w:val="21"/>
+        </w:rPr>
       </w:r>
     </w:p>
     <w:p>
@@ -3009,25 +3007,23 @@
           <w:sz w:val="21"/>
           <w:szCs w:val="21"/>
         </w:rPr>
-        <w:t xml:space="preserve">45. H. </w:t>
-      </w:r>
-      <w:r>
-        <w:rPr>
-          <w:rFonts w:ascii="Times New Roman" w:cs="Times New Roman" w:eastAsia="Times New Roman" w:hAnsi="Times New Roman"/>
-          <w:b/>
-          <w:bCs/>
-          <w:sz w:val="21"/>
-          <w:szCs w:val="21"/>
-        </w:rPr>
-        <w:t>Necefoğlu</w:t>
-      </w:r>
-      <w:r>
-        <w:rPr>
-          <w:rFonts w:ascii="Times New Roman" w:cs="Times New Roman" w:eastAsia="Times New Roman" w:hAnsi="Times New Roman"/>
-          <w:sz w:val="21"/>
-          <w:szCs w:val="21"/>
-        </w:rPr>
-        <w:t>, T. Hökelek , C.C. Ersanlı, A. Erdönmez. Bis(4-Hydroxybenzoato- κO)bis(Nicotinamide-κN) Zinc(II). - Acta Crystallographica, E58, m758 (2002).</w:t>
+        <w:t>45. H. Necefoğlu, T. Hökelek, C.C. Ersanlı, A. Erdönmez. Bis(4-Hydroxybenzoato- κO)bis(Nicotinamide-κN) Zinc(II). - Acta Crystallographica, E58, m758 (2002).</w:t>
+      </w:r>
+      <w:r>
+        <w:rPr>
+          <w:rFonts w:ascii="Times New Roman" w:cs="Times New Roman" w:eastAsia="Times New Roman" w:hAnsi="Times New Roman"/>
+          <w:b/>
+          <w:bCs/>
+          <w:sz w:val="21"/>
+          <w:szCs w:val="21"/>
+        </w:rPr>
+      </w:r>
+      <w:r>
+        <w:rPr>
+          <w:rFonts w:ascii="Times New Roman" w:cs="Times New Roman" w:eastAsia="Times New Roman" w:hAnsi="Times New Roman"/>
+          <w:sz w:val="21"/>
+          <w:szCs w:val="21"/>
+        </w:rPr>
       </w:r>
     </w:p>
     <w:p>
@@ -3102,25 +3098,23 @@
           <w:sz w:val="21"/>
           <w:szCs w:val="21"/>
         </w:rPr>
-        <w:t xml:space="preserve">48. H. İçbudak, Z. Heren, D.A. Köse , H. </w:t>
-      </w:r>
-      <w:r>
-        <w:rPr>
-          <w:rFonts w:ascii="Times New Roman" w:cs="Times New Roman" w:eastAsia="Times New Roman" w:hAnsi="Times New Roman"/>
-          <w:b/>
-          <w:bCs/>
-          <w:sz w:val="21"/>
-          <w:szCs w:val="21"/>
-        </w:rPr>
-        <w:t>Necefoğlu</w:t>
-      </w:r>
-      <w:r>
-        <w:rPr>
-          <w:rFonts w:ascii="Times New Roman" w:cs="Times New Roman" w:eastAsia="Times New Roman" w:hAnsi="Times New Roman"/>
-          <w:sz w:val="21"/>
-          <w:szCs w:val="21"/>
-        </w:rPr>
-        <w:t>. Bis(Nicotinamide) and bis(N,N-Diethyl nicotinamide) p-Hydroxybenzoate Complexes of Ni(II), Cu(II) and Zn(II) - Spectrothermal Studies. - Journal of Thermal Analysıs and Calorimetry, 76(3), 837 (2004).</w:t>
+        <w:t>48. H. İçbudak, Z. Heren, D.A. Köse, H. Necefoğlu. Bis(Nicotinamide) and bis(N,N-Diethyl nicotinamide) p-Hydroxybenzoate Complexes of Ni(II), Cu(II) and Zn(II) - Spectrothermal Studies. - Journal of Thermal Analysıs and Calorimetry, 76(3), 837 (2004).</w:t>
+      </w:r>
+      <w:r>
+        <w:rPr>
+          <w:rFonts w:ascii="Times New Roman" w:cs="Times New Roman" w:eastAsia="Times New Roman" w:hAnsi="Times New Roman"/>
+          <w:b/>
+          <w:bCs/>
+          <w:sz w:val="21"/>
+          <w:szCs w:val="21"/>
+        </w:rPr>
+      </w:r>
+      <w:r>
+        <w:rPr>
+          <w:rFonts w:ascii="Times New Roman" w:cs="Times New Roman" w:eastAsia="Times New Roman" w:hAnsi="Times New Roman"/>
+          <w:sz w:val="21"/>
+          <w:szCs w:val="21"/>
+        </w:rPr>
       </w:r>
     </w:p>
     <w:p>
@@ -3146,7 +3140,7 @@
           <w:sz w:val="21"/>
           <w:szCs w:val="21"/>
         </w:rPr>
-        <w:t>50. Onur Sahin, Orhan Buyukgungor, Dursun Ali Kose, Birgul Zumreoglu-Karan, Hacali Necefoglu. catena-Poly[[[triaquacobalt(II)]-μ-2,6-dioxo-1,2,3,6-tetra-hydropyrimidine-4-carboxylato(2- )]1.72-hydrate]. - Acta Crystallographi-ca, C62, M513 (2006).</w:t>
+        <w:t>50. Onur Sahin, Orhan Buyukgungor, Dursun Ali Kose, Birgul Zumreoglu-Karan, Hacali Necefoglu. catena-Poly[[[triaquacobalt(II)]-μ-2,6-dioxo-1,2,3,6-tetra-hydropyrimidine-4-carboxylato(2-)]1.72-hydrate]. - Acta Crystallographi-ca, C62, M513 (2006).</w:t>
       </w:r>
     </w:p>
     <w:p>
@@ -3556,7 +3550,7 @@
           <w:sz w:val="21"/>
           <w:szCs w:val="21"/>
         </w:rPr>
-        <w:t>76. Dursun Ali Kose, Hacali , Hasan İçbudak. Synthesis and characterization of N,N- diethylnicotinamide-acetylsalicylato complexes of Co(II), Ni(II), Cu(II), and Zn(II). - Journal of Coordination Chemistry, 61(21), 3508 (2008).</w:t>
+        <w:t>76. Dursun Ali Kose, Hacali, Hasan İçbudak. Synthesis and characterization of N,N- diethylnicotinamide-acetylsalicylato complexes of Co(II), Ni(II), Cu(II), and Zn(II). - Journal of Coordination Chemistry, 61(21), 3508 (2008).</w:t>
       </w:r>
     </w:p>
     <w:p>
@@ -5561,118 +5555,110 @@
           <w:sz w:val="21"/>
           <w:szCs w:val="21"/>
         </w:rPr>
-        <w:t xml:space="preserve">143. Hacali </w:t>
-      </w:r>
-      <w:r>
-        <w:rPr>
-          <w:rFonts w:ascii="Times New Roman" w:cs="Times New Roman" w:eastAsia="Times New Roman" w:hAnsi="Times New Roman"/>
-          <w:b/>
-          <w:bCs/>
-          <w:sz w:val="21"/>
-          <w:szCs w:val="21"/>
-        </w:rPr>
-        <w:t>Necefoğlu</w:t>
-      </w:r>
-      <w:r>
-        <w:rPr>
-          <w:rFonts w:ascii="Times New Roman" w:cs="Times New Roman" w:eastAsia="Times New Roman" w:hAnsi="Times New Roman"/>
-          <w:sz w:val="21"/>
-          <w:szCs w:val="21"/>
-        </w:rPr>
-        <w:t>, F Elif Özbek, Vijdan Öztürk, Vedat Adıgüzel, Tuncer Hökelek. Aquabis(4- fluorobenzoato-κO)bis(nicotinamide-κN1)copper(II) nicotinamide hemisolvate trihydrate. – Acta Crystallographica, E68, 52( 2012).</w:t>
-      </w:r>
-    </w:p>
-    <w:p>
-      <w:pPr>
-        <w:spacing w:after="80"/>
-      </w:pPr>
-      <w:r>
-        <w:rPr>
-          <w:rFonts w:ascii="Times New Roman" w:cs="Times New Roman" w:eastAsia="Times New Roman" w:hAnsi="Times New Roman"/>
-          <w:sz w:val="21"/>
-          <w:szCs w:val="21"/>
-        </w:rPr>
-        <w:t xml:space="preserve">144. Dursun Ali Köse, Hacali </w:t>
-      </w:r>
-      <w:r>
-        <w:rPr>
-          <w:rFonts w:ascii="Times New Roman" w:cs="Times New Roman" w:eastAsia="Times New Roman" w:hAnsi="Times New Roman"/>
-          <w:b/>
-          <w:bCs/>
-          <w:sz w:val="21"/>
-          <w:szCs w:val="21"/>
-        </w:rPr>
-        <w:t>Necefoğlu</w:t>
-      </w:r>
-      <w:r>
-        <w:rPr>
-          <w:rFonts w:ascii="Times New Roman" w:cs="Times New Roman" w:eastAsia="Times New Roman" w:hAnsi="Times New Roman"/>
-          <w:sz w:val="21"/>
-          <w:szCs w:val="21"/>
-        </w:rPr>
-        <w:t>, Onur Şahin, Orhan Büyükgüngör. Synthesis, structural, spectroscopic characterization, and structural comparison of 3-hydroxybenzoate and nicotinamide/N,N-diethylnicotinamide mixed ligand complexes with Zn(II). – Journal Of Thermal Analysıs and Calorımetry, 110(3), 1233 ( 2012).</w:t>
-      </w:r>
-    </w:p>
-    <w:p>
-      <w:pPr>
-        <w:spacing w:after="80"/>
-      </w:pPr>
-      <w:r>
-        <w:rPr>
-          <w:rFonts w:ascii="Times New Roman" w:cs="Times New Roman" w:eastAsia="Times New Roman" w:hAnsi="Times New Roman"/>
-          <w:sz w:val="21"/>
-          <w:szCs w:val="21"/>
-        </w:rPr>
-        <w:t xml:space="preserve">145. İbrahim Göker Zaman, Nagihan Çaylak Delibaş, Hacali </w:t>
-      </w:r>
-      <w:r>
-        <w:rPr>
-          <w:rFonts w:ascii="Times New Roman" w:cs="Times New Roman" w:eastAsia="Times New Roman" w:hAnsi="Times New Roman"/>
-          <w:b/>
-          <w:bCs/>
-          <w:sz w:val="21"/>
-          <w:szCs w:val="21"/>
-        </w:rPr>
-        <w:t>Necefoğlu</w:t>
-      </w:r>
-      <w:r>
-        <w:rPr>
-          <w:rFonts w:ascii="Times New Roman" w:cs="Times New Roman" w:eastAsia="Times New Roman" w:hAnsi="Times New Roman"/>
-          <w:sz w:val="21"/>
-          <w:szCs w:val="21"/>
-        </w:rPr>
-        <w:t>, Tuncer Hökelek. Bis(μ-3- hydroxybenzoato)-κO31,O1':O1; κO31:O1,O1'-bis[(3-hydroxybenzoato-κO2,O') (isonicotinamide- κN1)cadmium] tetrahydrate. – Acta Crystallographica, E68, 198 ( 2012). 10</w:t>
-      </w:r>
-    </w:p>
-    <w:p>
-      <w:pPr>
-        <w:spacing w:after="80"/>
-      </w:pPr>
-      <w:r>
-        <w:rPr>
-          <w:rFonts w:ascii="Times New Roman" w:cs="Times New Roman" w:eastAsia="Times New Roman" w:hAnsi="Times New Roman"/>
-          <w:sz w:val="21"/>
-          <w:szCs w:val="21"/>
-        </w:rPr>
-        <w:t xml:space="preserve">146. İbrahim Göker Zaman, Nagihan Çaylak Delibaş, Hacali </w:t>
-      </w:r>
-      <w:r>
-        <w:rPr>
-          <w:rFonts w:ascii="Times New Roman" w:cs="Times New Roman" w:eastAsia="Times New Roman" w:hAnsi="Times New Roman"/>
-          <w:b/>
-          <w:bCs/>
-          <w:sz w:val="21"/>
-          <w:szCs w:val="21"/>
-        </w:rPr>
-        <w:t>Necefoğlu</w:t>
-      </w:r>
-      <w:r>
-        <w:rPr>
-          <w:rFonts w:ascii="Times New Roman" w:cs="Times New Roman" w:eastAsia="Times New Roman" w:hAnsi="Times New Roman"/>
-          <w:sz w:val="21"/>
-          <w:szCs w:val="21"/>
-        </w:rPr>
-        <w:t>, Tuncer Hökelek. trans- Tetraaquabis(isonicotinamide-κN1)nickel(II) bis(3-hydroxybenzoate) tetrahydrate. – Acta Crystallographica, E68, 200 ( 2012).</w:t>
+        <w:t>143. Hacali Necefoğlu, F Elif Özbek, Vijdan Öztürk, Vedat Adıgüzel, Tuncer Hökelek. Aquabis(4- fluorobenzoato-κO)bis(nicotinamide-κN1)copper(II) nicotinamide hemisolvate trihydrate. – Acta Crystallographica, E68, 52(2012).</w:t>
+      </w:r>
+      <w:r>
+        <w:rPr>
+          <w:rFonts w:ascii="Times New Roman" w:cs="Times New Roman" w:eastAsia="Times New Roman" w:hAnsi="Times New Roman"/>
+          <w:b/>
+          <w:bCs/>
+          <w:sz w:val="21"/>
+          <w:szCs w:val="21"/>
+        </w:rPr>
+      </w:r>
+      <w:r>
+        <w:rPr>
+          <w:rFonts w:ascii="Times New Roman" w:cs="Times New Roman" w:eastAsia="Times New Roman" w:hAnsi="Times New Roman"/>
+          <w:sz w:val="21"/>
+          <w:szCs w:val="21"/>
+        </w:rPr>
+      </w:r>
+    </w:p>
+    <w:p>
+      <w:pPr>
+        <w:spacing w:after="80"/>
+      </w:pPr>
+      <w:r>
+        <w:rPr>
+          <w:rFonts w:ascii="Times New Roman" w:cs="Times New Roman" w:eastAsia="Times New Roman" w:hAnsi="Times New Roman"/>
+          <w:sz w:val="21"/>
+          <w:szCs w:val="21"/>
+        </w:rPr>
+        <w:t>144. Dursun Ali Köse, Hacali Necefoğlu, Onur Şahin, Orhan Büyükgüngör. Synthesis, structural, spectroscopic characterization, and structural comparison of 3-hydroxybenzoate and nicotinamide/N,N-diethylnicotinamide mixed ligand complexes with Zn(II). – Journal Of Thermal Analysıs and Calorımetry, 110(3), 1233 (2012).</w:t>
+      </w:r>
+      <w:r>
+        <w:rPr>
+          <w:rFonts w:ascii="Times New Roman" w:cs="Times New Roman" w:eastAsia="Times New Roman" w:hAnsi="Times New Roman"/>
+          <w:b/>
+          <w:bCs/>
+          <w:sz w:val="21"/>
+          <w:szCs w:val="21"/>
+        </w:rPr>
+      </w:r>
+      <w:r>
+        <w:rPr>
+          <w:rFonts w:ascii="Times New Roman" w:cs="Times New Roman" w:eastAsia="Times New Roman" w:hAnsi="Times New Roman"/>
+          <w:sz w:val="21"/>
+          <w:szCs w:val="21"/>
+        </w:rPr>
+      </w:r>
+    </w:p>
+    <w:p>
+      <w:pPr>
+        <w:spacing w:after="80"/>
+      </w:pPr>
+      <w:r>
+        <w:rPr>
+          <w:rFonts w:ascii="Times New Roman" w:cs="Times New Roman" w:eastAsia="Times New Roman" w:hAnsi="Times New Roman"/>
+          <w:sz w:val="21"/>
+          <w:szCs w:val="21"/>
+        </w:rPr>
+        <w:t>145. İbrahim Göker Zaman, Nagihan Çaylak Delibaş, Hacali Necefoğlu, Tuncer Hökelek. Bis(μ-3- hydroxybenzoato)-κO31,O1':O1; κO31:O1,O1'-bis[(3-hydroxybenzoato-κO2,O') (isonicotinamide- κN1)cadmium] tetrahydrate. – Acta Crystallographica, E68, 198 (2012). 10</w:t>
+      </w:r>
+      <w:r>
+        <w:rPr>
+          <w:rFonts w:ascii="Times New Roman" w:cs="Times New Roman" w:eastAsia="Times New Roman" w:hAnsi="Times New Roman"/>
+          <w:b/>
+          <w:bCs/>
+          <w:sz w:val="21"/>
+          <w:szCs w:val="21"/>
+        </w:rPr>
+      </w:r>
+      <w:r>
+        <w:rPr>
+          <w:rFonts w:ascii="Times New Roman" w:cs="Times New Roman" w:eastAsia="Times New Roman" w:hAnsi="Times New Roman"/>
+          <w:sz w:val="21"/>
+          <w:szCs w:val="21"/>
+        </w:rPr>
+      </w:r>
+    </w:p>
+    <w:p>
+      <w:pPr>
+        <w:spacing w:after="80"/>
+      </w:pPr>
+      <w:r>
+        <w:rPr>
+          <w:rFonts w:ascii="Times New Roman" w:cs="Times New Roman" w:eastAsia="Times New Roman" w:hAnsi="Times New Roman"/>
+          <w:sz w:val="21"/>
+          <w:szCs w:val="21"/>
+        </w:rPr>
+        <w:t>146. İbrahim Göker Zaman, Nagihan Çaylak Delibaş, Hacali Necefoğlu, Tuncer Hökelek. trans- Tetraaquabis(isonicotinamide-κN1)nickel(II) bis(3-hydroxybenzoate) tetrahydrate. – Acta Crystallographica, E68, 200 (2012).</w:t>
+      </w:r>
+      <w:r>
+        <w:rPr>
+          <w:rFonts w:ascii="Times New Roman" w:cs="Times New Roman" w:eastAsia="Times New Roman" w:hAnsi="Times New Roman"/>
+          <w:b/>
+          <w:bCs/>
+          <w:sz w:val="21"/>
+          <w:szCs w:val="21"/>
+        </w:rPr>
+      </w:r>
+      <w:r>
+        <w:rPr>
+          <w:rFonts w:ascii="Times New Roman" w:cs="Times New Roman" w:eastAsia="Times New Roman" w:hAnsi="Times New Roman"/>
+          <w:sz w:val="21"/>
+          <w:szCs w:val="21"/>
+        </w:rPr>
       </w:r>
     </w:p>
     <w:p>
@@ -5747,25 +5733,23 @@
           <w:sz w:val="21"/>
           <w:szCs w:val="21"/>
         </w:rPr>
-        <w:t xml:space="preserve">149. Ömür Aydın, Nagihan Çaylak Delibaş, Hacali </w:t>
-      </w:r>
-      <w:r>
-        <w:rPr>
-          <w:rFonts w:ascii="Times New Roman" w:cs="Times New Roman" w:eastAsia="Times New Roman" w:hAnsi="Times New Roman"/>
-          <w:b/>
-          <w:bCs/>
-          <w:sz w:val="21"/>
-          <w:szCs w:val="21"/>
-        </w:rPr>
-        <w:t>Necefoğlu</w:t>
-      </w:r>
-      <w:r>
-        <w:rPr>
-          <w:rFonts w:ascii="Times New Roman" w:cs="Times New Roman" w:eastAsia="Times New Roman" w:hAnsi="Times New Roman"/>
-          <w:sz w:val="21"/>
-          <w:szCs w:val="21"/>
-        </w:rPr>
-        <w:t>, Tuncer Hökelek. Tetrakis(μ-2- iodobenzoato-κ2O:O')bis-[aquacopper(II)]. – Acta Crystallographica, E68, 409 ( 2012).</w:t>
+        <w:t>149. Ömür Aydın, Nagihan Çaylak Delibaş, Hacali Necefoğlu, Tuncer Hökelek. Tetrakis(μ-2- iodobenzoato-κ2O:O')bis-[aquacopper(II)]. – Acta Crystallographica, E68, 409 (2012).</w:t>
+      </w:r>
+      <w:r>
+        <w:rPr>
+          <w:rFonts w:ascii="Times New Roman" w:cs="Times New Roman" w:eastAsia="Times New Roman" w:hAnsi="Times New Roman"/>
+          <w:b/>
+          <w:bCs/>
+          <w:sz w:val="21"/>
+          <w:szCs w:val="21"/>
+        </w:rPr>
+      </w:r>
+      <w:r>
+        <w:rPr>
+          <w:rFonts w:ascii="Times New Roman" w:cs="Times New Roman" w:eastAsia="Times New Roman" w:hAnsi="Times New Roman"/>
+          <w:sz w:val="21"/>
+          <w:szCs w:val="21"/>
+        </w:rPr>
       </w:r>
     </w:p>
     <w:p>
@@ -6894,25 +6878,23 @@
           <w:sz w:val="21"/>
           <w:szCs w:val="21"/>
         </w:rPr>
-        <w:t xml:space="preserve">186. Tuncer Hökelek, Füreya Elif Özbek, Mustafa Sertçelik, Çiğdem Şahin Yenice, Hacali </w:t>
-      </w:r>
-      <w:r>
-        <w:rPr>
-          <w:rFonts w:ascii="Times New Roman" w:cs="Times New Roman" w:eastAsia="Times New Roman" w:hAnsi="Times New Roman"/>
-          <w:b/>
-          <w:bCs/>
-          <w:sz w:val="21"/>
-          <w:szCs w:val="21"/>
-        </w:rPr>
-        <w:t>Necefoğlu</w:t>
-      </w:r>
-      <w:r>
-        <w:rPr>
-          <w:rFonts w:ascii="Times New Roman" w:cs="Times New Roman" w:eastAsia="Times New Roman" w:hAnsi="Times New Roman"/>
-          <w:sz w:val="21"/>
-          <w:szCs w:val="21"/>
-        </w:rPr>
-        <w:t>. Crystal structure and Hirshfeld surface analysis of hexakis(μ-benzoato-κ2O:O’)bis(pyridine-3- carbonitrile- κN1 )trizinc(II). – Acta Cryst. (2017). E73, 1966-1970. 12</w:t>
+        <w:t>186. Tuncer Hökelek, Füreya Elif Özbek, Mustafa Sertçelik, Çiğdem Şahin Yenice, Hacali Necefoğlu. Crystal structure and Hirshfeld surface analysis of hexakis(μ-benzoato-κ2O:O’)bis(pyridine-3- carbonitrile- κN1)trizinc(II). – Acta Cryst. (2017). E73, 1966-1970. 12</w:t>
+      </w:r>
+      <w:r>
+        <w:rPr>
+          <w:rFonts w:ascii="Times New Roman" w:cs="Times New Roman" w:eastAsia="Times New Roman" w:hAnsi="Times New Roman"/>
+          <w:b/>
+          <w:bCs/>
+          <w:sz w:val="21"/>
+          <w:szCs w:val="21"/>
+        </w:rPr>
+      </w:r>
+      <w:r>
+        <w:rPr>
+          <w:rFonts w:ascii="Times New Roman" w:cs="Times New Roman" w:eastAsia="Times New Roman" w:hAnsi="Times New Roman"/>
+          <w:sz w:val="21"/>
+          <w:szCs w:val="21"/>
+        </w:rPr>
       </w:r>
     </w:p>
     <w:p>
@@ -7646,7 +7628,7 @@
           <w:sz w:val="21"/>
           <w:szCs w:val="21"/>
         </w:rPr>
-        <w:t>212. . https://doi.org/10.1002/slct.202304861</w:t>
+        <w:t>212. https://doi.org/10.1002/slct.202304861</w:t>
       </w:r>
     </w:p>
     <w:p>
@@ -10032,25 +10014,23 @@
           <w:sz w:val="21"/>
           <w:szCs w:val="21"/>
         </w:rPr>
-        <w:t xml:space="preserve">69. Gakhramanova G G, İlyaslı Teymur, </w:t>
-      </w:r>
-      <w:r>
-        <w:rPr>
-          <w:rFonts w:ascii="Times New Roman" w:cs="Times New Roman" w:eastAsia="Times New Roman" w:hAnsi="Times New Roman"/>
-          <w:b/>
-          <w:bCs/>
-          <w:sz w:val="21"/>
-          <w:szCs w:val="21"/>
-        </w:rPr>
-        <w:t>Necefoğlu</w:t>
-      </w:r>
-      <w:r>
-        <w:rPr>
-          <w:rFonts w:ascii="Times New Roman" w:cs="Times New Roman" w:eastAsia="Times New Roman" w:hAnsi="Times New Roman"/>
-          <w:sz w:val="21"/>
-          <w:szCs w:val="21"/>
-        </w:rPr>
-        <w:t xml:space="preserve"> Hacali (2018). İssledovanie Razreza As2Se3-Tm.. Actual Problems of Chemistry, 104-105. (Özet Bildiri/Sözlü Sunum)(Yayın No:4671559)</w:t>
+        <w:t>69. Gakhramanova G G, İlyaslı Teymur, Necefoğlu Hacali (2018). İssledovanie Razreza As2Se3-Tm. Actual Problems of Chemistry, 104-105. (Özet Bildiri/Sözlü Sunum)(Yayın No:4671559)</w:t>
+      </w:r>
+      <w:r>
+        <w:rPr>
+          <w:rFonts w:ascii="Times New Roman" w:cs="Times New Roman" w:eastAsia="Times New Roman" w:hAnsi="Times New Roman"/>
+          <w:b/>
+          <w:bCs/>
+          <w:sz w:val="21"/>
+          <w:szCs w:val="21"/>
+        </w:rPr>
+      </w:r>
+      <w:r>
+        <w:rPr>
+          <w:rFonts w:ascii="Times New Roman" w:cs="Times New Roman" w:eastAsia="Times New Roman" w:hAnsi="Times New Roman"/>
+          <w:sz w:val="21"/>
+          <w:szCs w:val="21"/>
+        </w:rPr>
       </w:r>
     </w:p>
     <w:p>
@@ -11697,7 +11677,7 @@
                 <w:sz w:val="21"/>
                 <w:szCs w:val="21"/>
               </w:rPr>
-              <w:t>Qafqaz Universitetində adlı dissertasiyalar CV-də sadalanır</w:t>
+              <w:t>Qafqaz Universitetində adlı dissertasiyalar sadalanır</w:t>
             </w:r>
           </w:p>
         </w:tc>
